--- a/fuentes/CFA_01_123501_DU.docx
+++ b/fuentes/CFA_01_123501_DU.docx
@@ -489,8 +489,8 @@
         <w:br w:type="page"/>
       </w:r>
     </w:p>
-    <w:bookmarkStart w:id="0" w:name="_Toc201656113" w:displacedByCustomXml="next"/>
-    <w:bookmarkStart w:id="1" w:name="_Toc197031159" w:displacedByCustomXml="next"/>
+    <w:bookmarkStart w:id="0" w:name="_Toc197031159" w:displacedByCustomXml="next"/>
+    <w:bookmarkStart w:id="1" w:name="_Toc201656113" w:displacedByCustomXml="next"/>
     <w:sdt>
       <w:sdtPr>
         <w:rPr>
@@ -536,8 +536,6 @@
           <w:bookmarkEnd w:id="0"/>
           <w:r>
             <w:rPr>
-              <w:b w:val="0"/>
-              <w:bCs w:val="0"/>
               <w:lang w:val="es-CO"/>
             </w:rPr>
             <w:fldChar w:fldCharType="begin"/>
@@ -547,8 +545,6 @@
           </w:r>
           <w:r>
             <w:rPr>
-              <w:b w:val="0"/>
-              <w:bCs w:val="0"/>
               <w:lang w:val="es-CO"/>
             </w:rPr>
             <w:fldChar w:fldCharType="separate"/>
@@ -1325,7 +1321,7 @@
                 <w:noProof/>
                 <w:webHidden/>
               </w:rPr>
-              <w:t>18</w:t>
+              <w:t>17</w:t>
             </w:r>
             <w:r>
               <w:rPr>
@@ -1398,7 +1394,7 @@
                 <w:noProof/>
                 <w:webHidden/>
               </w:rPr>
-              <w:t>19</w:t>
+              <w:t>18</w:t>
             </w:r>
             <w:r>
               <w:rPr>
@@ -1471,7 +1467,7 @@
                 <w:noProof/>
                 <w:webHidden/>
               </w:rPr>
-              <w:t>20</w:t>
+              <w:t>19</w:t>
             </w:r>
             <w:r>
               <w:rPr>
@@ -1563,7 +1559,7 @@
                 <w:noProof/>
                 <w:webHidden/>
               </w:rPr>
-              <w:t>22</w:t>
+              <w:t>21</w:t>
             </w:r>
             <w:r>
               <w:rPr>
@@ -1636,7 +1632,7 @@
                 <w:noProof/>
                 <w:webHidden/>
               </w:rPr>
-              <w:t>23</w:t>
+              <w:t>22</w:t>
             </w:r>
             <w:r>
               <w:rPr>
@@ -1709,7 +1705,7 @@
                 <w:noProof/>
                 <w:webHidden/>
               </w:rPr>
-              <w:t>25</w:t>
+              <w:t>24</w:t>
             </w:r>
             <w:r>
               <w:rPr>
@@ -1800,7 +1796,7 @@
                 <w:noProof/>
                 <w:webHidden/>
               </w:rPr>
-              <w:t>30</w:t>
+              <w:t>28</w:t>
             </w:r>
             <w:r>
               <w:rPr>
@@ -1873,7 +1869,7 @@
                 <w:noProof/>
                 <w:webHidden/>
               </w:rPr>
-              <w:t>30</w:t>
+              <w:t>28</w:t>
             </w:r>
             <w:r>
               <w:rPr>
@@ -1946,7 +1942,7 @@
                 <w:noProof/>
                 <w:webHidden/>
               </w:rPr>
-              <w:t>32</w:t>
+              <w:t>30</w:t>
             </w:r>
             <w:r>
               <w:rPr>
@@ -2019,7 +2015,7 @@
                 <w:noProof/>
                 <w:webHidden/>
               </w:rPr>
-              <w:t>34</w:t>
+              <w:t>32</w:t>
             </w:r>
             <w:r>
               <w:rPr>
@@ -2089,7 +2085,7 @@
                 <w:noProof/>
                 <w:webHidden/>
               </w:rPr>
-              <w:t>39</w:t>
+              <w:t>37</w:t>
             </w:r>
             <w:r>
               <w:rPr>
@@ -2159,7 +2155,7 @@
                 <w:noProof/>
                 <w:webHidden/>
               </w:rPr>
-              <w:t>41</w:t>
+              <w:t>39</w:t>
             </w:r>
             <w:r>
               <w:rPr>
@@ -2229,7 +2225,7 @@
                 <w:noProof/>
                 <w:webHidden/>
               </w:rPr>
-              <w:t>42</w:t>
+              <w:t>40</w:t>
             </w:r>
             <w:r>
               <w:rPr>
@@ -2299,7 +2295,7 @@
                 <w:noProof/>
                 <w:webHidden/>
               </w:rPr>
-              <w:t>43</w:t>
+              <w:t>41</w:t>
             </w:r>
             <w:r>
               <w:rPr>
@@ -2369,7 +2365,7 @@
                 <w:noProof/>
                 <w:webHidden/>
               </w:rPr>
-              <w:t>44</w:t>
+              <w:t>42</w:t>
             </w:r>
             <w:r>
               <w:rPr>
@@ -2758,7 +2754,7 @@
         <w:pStyle w:val="Ttulo1"/>
         <w:numPr>
           <w:ilvl w:val="0"/>
-          <w:numId w:val="30"/>
+          <w:numId w:val="36"/>
         </w:numPr>
       </w:pPr>
       <w:bookmarkStart w:id="3" w:name="_Toc201656115"/>
@@ -3099,16 +3095,6 @@
       </w:r>
     </w:p>
     <w:p>
-      <w:r>
-        <w:t>Este proceso permite evaluar distintos escenarios y alternativas que afectan el desempeño financiero, brindando soporte en la planificación y ejecución de estrategias empresariales. Desde la evaluación de inversiones, hasta la gestión de riesgos, el análisis financiero proporciona una base objetiva para optimizar recursos y mejorar la rentabilidad.</w:t>
-      </w:r>
-    </w:p>
-    <w:p>
-      <w:r>
-        <w:t>A continuación, se presentan las principales decisiones que pueden tomarse a partir del análisis financiero:</w:t>
-      </w:r>
-    </w:p>
-    <w:p>
       <w:pPr>
         <w:pStyle w:val="Prrafodelista"/>
         <w:numPr>
@@ -3125,7 +3111,6 @@
           <w:b/>
           <w:bCs/>
         </w:rPr>
-        <w:lastRenderedPageBreak/>
         <w:t>Facilita la toma de decisiones estratégicas </w:t>
       </w:r>
     </w:p>
@@ -3137,6 +3122,18 @@
       <w:r>
         <w:t>El análisis financiero permite a los directivos y propietarios de una empresa, evaluar su situación económica de manera objetiva. Con base en esta información, pueden tomar decisiones informadas sobre inversión, financiamiento, costos y crecimiento. </w:t>
       </w:r>
+    </w:p>
+    <w:p>
+      <w:pPr>
+        <w:pStyle w:val="Prrafodelista"/>
+        <w:ind w:left="1429" w:firstLine="0"/>
+      </w:pPr>
+    </w:p>
+    <w:p>
+      <w:pPr>
+        <w:pStyle w:val="Prrafodelista"/>
+        <w:ind w:left="1429" w:firstLine="0"/>
+      </w:pPr>
     </w:p>
     <w:p>
       <w:pPr>
@@ -3155,6 +3152,7 @@
           <w:b/>
           <w:bCs/>
         </w:rPr>
+        <w:lastRenderedPageBreak/>
         <w:t>Permite evaluar la rentabilidad y eficiencia </w:t>
       </w:r>
     </w:p>
@@ -3169,6 +3167,7 @@
       <w:r>
         <w:rPr>
           <w:rStyle w:val="Extranjerismo"/>
+          <w:lang w:val="es-CO"/>
         </w:rPr>
         <w:t>Return on Equity</w:t>
       </w:r>
@@ -3178,6 +3177,7 @@
       <w:r>
         <w:rPr>
           <w:rStyle w:val="Extranjerismo"/>
+          <w:lang w:val="es-CO"/>
         </w:rPr>
         <w:t>Return on Assets</w:t>
       </w:r>
@@ -3274,6 +3274,7 @@
       <w:r>
         <w:rPr>
           <w:rStyle w:val="Extranjerismo"/>
+          <w:lang w:val="es-CO"/>
         </w:rPr>
         <w:t>benchmarking</w:t>
       </w:r>
@@ -3286,7 +3287,6 @@
         <w:pStyle w:val="Ttulo8"/>
       </w:pPr>
       <w:r>
-        <w:lastRenderedPageBreak/>
         <w:t>Limitaciones del análisis financiero </w:t>
       </w:r>
     </w:p>
@@ -3295,6 +3295,7 @@
         <w:t>Así como existen los aspectos positivos, también hacen presencia los negativos, los cuales se presentan como limitaciones dentro del análisis financiero, destacando lo siguiente: </w:t>
       </w:r>
     </w:p>
+    <w:p/>
     <w:p>
       <w:pPr>
         <w:pStyle w:val="Prrafodelista"/>
@@ -3312,6 +3313,7 @@
           <w:b/>
           <w:bCs/>
         </w:rPr>
+        <w:lastRenderedPageBreak/>
         <w:t>Dependencia de la calidad de la información contable </w:t>
       </w:r>
     </w:p>
@@ -3425,7 +3427,7 @@
         <w:pStyle w:val="Ttulo1"/>
         <w:numPr>
           <w:ilvl w:val="0"/>
-          <w:numId w:val="30"/>
+          <w:numId w:val="36"/>
         </w:numPr>
       </w:pPr>
       <w:bookmarkStart w:id="8" w:name="_Toc201656120"/>
@@ -3461,7 +3463,7 @@
         <w:pStyle w:val="Ttulo8"/>
         <w:numPr>
           <w:ilvl w:val="0"/>
-          <w:numId w:val="21"/>
+          <w:numId w:val="22"/>
         </w:numPr>
       </w:pPr>
       <w:r>
@@ -3471,7 +3473,7 @@
     <w:p>
       <w:pPr>
         <w:pStyle w:val="Prrafodelista"/>
-        <w:ind w:firstLine="0"/>
+        <w:ind w:left="1440" w:firstLine="0"/>
       </w:pPr>
       <w:r>
         <w:t>Utiliza el análisis financiero para tomar decisiones estratégicas, evaluar el desempeño de la empresa y establecer planes de crecimiento.</w:t>
@@ -3480,7 +3482,7 @@
     <w:p>
       <w:pPr>
         <w:pStyle w:val="Prrafodelista"/>
-        <w:ind w:firstLine="0"/>
+        <w:ind w:left="1440" w:firstLine="0"/>
       </w:pPr>
       <w:r>
         <w:t>Se apoya en indicadores financieros para definir presupuestos, estrategias de inversión y expansión</w:t>
@@ -3491,94 +3493,79 @@
     </w:p>
     <w:p>
       <w:pPr>
-        <w:pStyle w:val="Ttulo8"/>
+        <w:pStyle w:val="Prrafodelista"/>
         <w:numPr>
           <w:ilvl w:val="0"/>
-          <w:numId w:val="21"/>
+          <w:numId w:val="31"/>
         </w:numPr>
-      </w:pPr>
-      <w:r>
-        <w:lastRenderedPageBreak/>
+        <w:rPr>
+          <w:b/>
+          <w:bCs/>
+        </w:rPr>
+      </w:pPr>
+      <w:r>
+        <w:rPr>
+          <w:b/>
+          <w:bCs/>
+        </w:rPr>
         <w:t>Áreas contables y financieras</w:t>
       </w:r>
     </w:p>
     <w:p>
       <w:pPr>
-        <w:pStyle w:val="Ttulo8"/>
-        <w:ind w:left="720" w:firstLine="0"/>
-        <w:rPr>
-          <w:b w:val="0"/>
-          <w:bCs w:val="0"/>
-        </w:rPr>
-      </w:pPr>
-      <w:r>
-        <w:rPr>
-          <w:b w:val="0"/>
-          <w:bCs w:val="0"/>
-        </w:rPr>
+        <w:pStyle w:val="Prrafodelista"/>
+        <w:ind w:left="1440" w:firstLine="0"/>
+      </w:pPr>
+      <w:r>
         <w:t>Evalúan la salud financiera de la empresa, preparando reportes para la gerencia y asegurando el cumplimiento de normativas contables.</w:t>
       </w:r>
     </w:p>
     <w:p>
       <w:pPr>
-        <w:pStyle w:val="Ttulo8"/>
-        <w:ind w:left="720" w:firstLine="0"/>
-        <w:rPr>
-          <w:b w:val="0"/>
-          <w:bCs w:val="0"/>
-        </w:rPr>
-      </w:pPr>
-      <w:r>
-        <w:rPr>
-          <w:b w:val="0"/>
-          <w:bCs w:val="0"/>
-        </w:rPr>
+        <w:pStyle w:val="Prrafodelista"/>
+        <w:ind w:left="1440" w:firstLine="0"/>
+      </w:pPr>
+      <w:r>
         <w:t>Analizan la rentabilidad, la liquidez y la eficiencia operativa para optimizar los recursos disponibles.</w:t>
       </w:r>
     </w:p>
     <w:p>
       <w:pPr>
-        <w:pStyle w:val="Ttulo8"/>
+        <w:pStyle w:val="Prrafodelista"/>
         <w:numPr>
           <w:ilvl w:val="0"/>
-          <w:numId w:val="21"/>
+          <w:numId w:val="31"/>
         </w:numPr>
-      </w:pPr>
-      <w:r>
+        <w:rPr>
+          <w:b/>
+          <w:bCs/>
+        </w:rPr>
+      </w:pPr>
+      <w:r>
+        <w:rPr>
+          <w:b/>
+          <w:bCs/>
+        </w:rPr>
         <w:t>Propietarios y accionistas</w:t>
       </w:r>
     </w:p>
     <w:p>
       <w:pPr>
-        <w:pStyle w:val="Ttulo8"/>
-        <w:ind w:left="720" w:firstLine="0"/>
-        <w:rPr>
-          <w:b w:val="0"/>
-          <w:bCs w:val="0"/>
-        </w:rPr>
-      </w:pPr>
-      <w:r>
-        <w:rPr>
-          <w:b w:val="0"/>
-          <w:bCs w:val="0"/>
-        </w:rPr>
+        <w:pStyle w:val="Prrafodelista"/>
+        <w:ind w:left="1440" w:firstLine="0"/>
+      </w:pPr>
+      <w:r>
         <w:t>Buscan conocer la rentabilidad y sostenibilidad de la empresa para tomar decisiones sobre nuevas inversiones o distribución de dividendos.</w:t>
       </w:r>
     </w:p>
     <w:p>
       <w:pPr>
-        <w:pStyle w:val="Ttulo8"/>
-        <w:ind w:left="720" w:firstLine="0"/>
-      </w:pPr>
-      <w:r>
-        <w:rPr>
-          <w:b w:val="0"/>
-          <w:bCs w:val="0"/>
-        </w:rPr>
-        <w:t>Evalúan el desempeño financiero para determinar la viabilidad de reinvertir en el negocio o realizar ajustes estratégicos</w:t>
-      </w:r>
-      <w:r>
-        <w:t>.</w:t>
+        <w:pStyle w:val="Prrafodelista"/>
+        <w:ind w:left="1440" w:firstLine="0"/>
+      </w:pPr>
+      <w:r>
+        <w:lastRenderedPageBreak/>
+        <w:t>Evalúan el desempeño financiero para determinar la viabilidad de reinvertir en el negocio o realizar ajustes estratégicos.</w:t>
       </w:r>
     </w:p>
     <w:p>
@@ -3586,7 +3573,7 @@
         <w:pStyle w:val="Ttulo7"/>
         <w:numPr>
           <w:ilvl w:val="0"/>
-          <w:numId w:val="21"/>
+          <w:numId w:val="31"/>
         </w:numPr>
       </w:pPr>
       <w:r>
@@ -3596,7 +3583,7 @@
     <w:p>
       <w:pPr>
         <w:pStyle w:val="Prrafodelista"/>
-        <w:ind w:firstLine="0"/>
+        <w:ind w:left="1440" w:firstLine="0"/>
       </w:pPr>
       <w:r>
         <w:t>Necesitan información financiera para optimizar costos, mejorar la productividad y definir estrategias de ventas.</w:t>
@@ -3605,7 +3592,7 @@
     <w:p>
       <w:pPr>
         <w:pStyle w:val="Prrafodelista"/>
-        <w:ind w:firstLine="0"/>
+        <w:ind w:left="1440" w:firstLine="0"/>
       </w:pPr>
       <w:r>
         <w:t>Analizan los márgenes de ganancia y costos operativos para hacer ajustes en la producción o en la oferta de productos y servicios.</w:t>
@@ -3622,6 +3609,133 @@
     <w:p>
       <w:r>
         <w:t>Son agentes fuera de la organización que requieren información financiera para evaluar la solidez y estabilidad de la empresa. Entre ellos se encuentran:</w:t>
+      </w:r>
+    </w:p>
+    <w:p>
+      <w:pPr>
+        <w:pStyle w:val="Prrafodelista"/>
+        <w:numPr>
+          <w:ilvl w:val="0"/>
+          <w:numId w:val="37"/>
+        </w:numPr>
+        <w:rPr>
+          <w:b/>
+          <w:bCs/>
+        </w:rPr>
+      </w:pPr>
+      <w:r>
+        <w:rPr>
+          <w:b/>
+          <w:bCs/>
+        </w:rPr>
+        <w:t>Entidades financieras y prestamistas</w:t>
+      </w:r>
+    </w:p>
+    <w:p>
+      <w:pPr>
+        <w:pStyle w:val="Prrafodelista"/>
+        <w:ind w:left="1429" w:firstLine="0"/>
+      </w:pPr>
+      <w:r>
+        <w:t>Bancos e inversionistas analizan los estados financieros para evaluar la capacidad de pago de la empresa, antes de otorgar créditos o financiamiento.</w:t>
+      </w:r>
+    </w:p>
+    <w:p>
+      <w:pPr>
+        <w:pStyle w:val="Prrafodelista"/>
+        <w:ind w:left="1429" w:firstLine="0"/>
+      </w:pPr>
+      <w:r>
+        <w:t>Se enfocan en indicadores como el nivel de endeudamiento, la liquidez y el flujo de caja.</w:t>
+      </w:r>
+    </w:p>
+    <w:p>
+      <w:pPr>
+        <w:pStyle w:val="Prrafodelista"/>
+        <w:numPr>
+          <w:ilvl w:val="0"/>
+          <w:numId w:val="37"/>
+        </w:numPr>
+        <w:rPr>
+          <w:b/>
+          <w:bCs/>
+        </w:rPr>
+      </w:pPr>
+      <w:r>
+        <w:rPr>
+          <w:b/>
+          <w:bCs/>
+        </w:rPr>
+        <w:t>Proveedores y acreedores</w:t>
+      </w:r>
+    </w:p>
+    <w:p>
+      <w:pPr>
+        <w:pStyle w:val="Prrafodelista"/>
+        <w:ind w:left="1429" w:firstLine="0"/>
+      </w:pPr>
+      <w:r>
+        <w:t>Evalúan la solidez financiera de la empresa, para determinar si es confiable otorgarle crédito comercial.</w:t>
+      </w:r>
+    </w:p>
+    <w:p>
+      <w:pPr>
+        <w:pStyle w:val="Prrafodelista"/>
+        <w:ind w:left="1429" w:firstLine="0"/>
+      </w:pPr>
+      <w:r>
+        <w:t>Analizan la rotación de cuentas por pagar y la liquidez para medir la capacidad de cumplimiento de obligaciones.</w:t>
+      </w:r>
+    </w:p>
+    <w:p>
+      <w:pPr>
+        <w:pStyle w:val="Prrafodelista"/>
+        <w:ind w:left="1429" w:firstLine="0"/>
+      </w:pPr>
+    </w:p>
+    <w:p>
+      <w:pPr>
+        <w:pStyle w:val="Prrafodelista"/>
+        <w:ind w:left="1429" w:firstLine="0"/>
+      </w:pPr>
+    </w:p>
+    <w:p>
+      <w:pPr>
+        <w:pStyle w:val="Prrafodelista"/>
+        <w:numPr>
+          <w:ilvl w:val="0"/>
+          <w:numId w:val="37"/>
+        </w:numPr>
+        <w:rPr>
+          <w:b/>
+          <w:bCs/>
+        </w:rPr>
+      </w:pPr>
+      <w:r>
+        <w:rPr>
+          <w:b/>
+          <w:bCs/>
+        </w:rPr>
+        <w:lastRenderedPageBreak/>
+        <w:t>Inversionistas potenciales</w:t>
+      </w:r>
+    </w:p>
+    <w:p>
+      <w:pPr>
+        <w:pStyle w:val="Prrafodelista"/>
+        <w:ind w:left="1429" w:firstLine="0"/>
+      </w:pPr>
+      <w:r>
+        <w:t>Buscan conocer la rentabilidad y estabilidad de la empresa antes de decidir si invierten en ella.</w:t>
+      </w:r>
+    </w:p>
+    <w:p>
+      <w:pPr>
+        <w:pStyle w:val="Prrafodelista"/>
+        <w:ind w:left="1429" w:firstLine="0"/>
+      </w:pPr>
+      <w:r>
+        <w:t>Se enfocan en indicadores como el retorno sobre la inversión (ROI), el margen de utilidad y el crecimiento financiero.</w:t>
       </w:r>
     </w:p>
     <w:p>
@@ -3629,18 +3743,17 @@
         <w:pStyle w:val="Ttulo7"/>
         <w:numPr>
           <w:ilvl w:val="0"/>
-          <w:numId w:val="21"/>
+          <w:numId w:val="31"/>
         </w:numPr>
       </w:pPr>
       <w:r>
-        <w:lastRenderedPageBreak/>
-        <w:t>Entidades financieras y prestamistas</w:t>
+        <w:t>Entidades gubernamentales y organismos reguladores</w:t>
       </w:r>
     </w:p>
     <w:p>
       <w:pPr>
         <w:pStyle w:val="Ttulo7"/>
-        <w:ind w:left="720"/>
+        <w:ind w:left="1440"/>
         <w:rPr>
           <w:b w:val="0"/>
           <w:bCs w:val="0"/>
@@ -3651,13 +3764,13 @@
           <w:b w:val="0"/>
           <w:bCs w:val="0"/>
         </w:rPr>
-        <w:t>Bancos e inversionistas analizan los estados financieros para evaluar la capacidad de pago de la empresa, antes de otorgar créditos o financiamiento.</w:t>
+        <w:t>Utilizan el análisis financiero para verificar el cumplimiento de normativas contables, fiscales y laborales.</w:t>
       </w:r>
     </w:p>
     <w:p>
       <w:pPr>
         <w:pStyle w:val="Ttulo7"/>
-        <w:ind w:left="720"/>
+        <w:ind w:left="1440"/>
         <w:rPr>
           <w:b w:val="0"/>
           <w:bCs w:val="0"/>
@@ -3668,7 +3781,7 @@
           <w:b w:val="0"/>
           <w:bCs w:val="0"/>
         </w:rPr>
-        <w:t>Se enfocan en indicadores como el nivel de endeudamiento, la liquidez y el flujo de caja.</w:t>
+        <w:t>Evalúan la transparencia y veracidad de la información financiera para garantizar la legalidad de las operaciones.</w:t>
       </w:r>
     </w:p>
     <w:p>
@@ -3676,17 +3789,17 @@
         <w:pStyle w:val="Ttulo7"/>
         <w:numPr>
           <w:ilvl w:val="0"/>
-          <w:numId w:val="21"/>
+          <w:numId w:val="31"/>
         </w:numPr>
       </w:pPr>
       <w:r>
-        <w:t>Proveedores y acreedores</w:t>
+        <w:t>Clientes y socios estratégicos</w:t>
       </w:r>
     </w:p>
     <w:p>
       <w:pPr>
         <w:pStyle w:val="Ttulo7"/>
-        <w:ind w:left="720"/>
+        <w:ind w:left="1440"/>
         <w:rPr>
           <w:b w:val="0"/>
           <w:bCs w:val="0"/>
@@ -3697,13 +3810,13 @@
           <w:b w:val="0"/>
           <w:bCs w:val="0"/>
         </w:rPr>
-        <w:t>Evalúan la solidez financiera de la empresa, para determinar si es confiable otorgarle crédito comercial.</w:t>
+        <w:t>Pueden revisar la información financiera de una empresa, para evaluar su estabilidad y confiabilidad como proveedor o aliado comercial.</w:t>
       </w:r>
     </w:p>
     <w:p>
       <w:pPr>
         <w:pStyle w:val="Ttulo7"/>
-        <w:ind w:left="720"/>
+        <w:ind w:left="1440"/>
         <w:rPr>
           <w:b w:val="0"/>
           <w:bCs w:val="0"/>
@@ -3714,168 +3827,29 @@
           <w:b w:val="0"/>
           <w:bCs w:val="0"/>
         </w:rPr>
-        <w:t>Analizan la rotación de cuentas por pagar y la liquidez para medir la capacidad de cumplimiento de obligaciones.</w:t>
-      </w:r>
-    </w:p>
-    <w:p>
-      <w:pPr>
-        <w:pStyle w:val="Ttulo7"/>
-        <w:numPr>
-          <w:ilvl w:val="0"/>
-          <w:numId w:val="21"/>
-        </w:numPr>
-      </w:pPr>
-      <w:r>
-        <w:t>Inversionistas potenciales</w:t>
-      </w:r>
-    </w:p>
-    <w:p>
-      <w:pPr>
-        <w:pStyle w:val="Ttulo7"/>
-        <w:ind w:left="720"/>
-        <w:rPr>
-          <w:b w:val="0"/>
-          <w:bCs w:val="0"/>
-        </w:rPr>
-      </w:pPr>
-      <w:r>
-        <w:rPr>
-          <w:b w:val="0"/>
-          <w:bCs w:val="0"/>
-        </w:rPr>
-        <w:t>Buscan conocer la rentabilidad y estabilidad de la empresa antes de decidir si invierten en ella.</w:t>
-      </w:r>
-    </w:p>
-    <w:p>
-      <w:pPr>
-        <w:pStyle w:val="Ttulo7"/>
-        <w:ind w:left="720"/>
-        <w:rPr>
-          <w:b w:val="0"/>
-          <w:bCs w:val="0"/>
-        </w:rPr>
-      </w:pPr>
-      <w:r>
-        <w:rPr>
-          <w:b w:val="0"/>
-          <w:bCs w:val="0"/>
-        </w:rPr>
-        <w:t>Se enfocan en indicadores como el retorno sobre la inversión (ROI), el margen de utilidad y el crecimiento financiero.</w:t>
-      </w:r>
-    </w:p>
-    <w:p>
-      <w:pPr>
-        <w:pStyle w:val="Ttulo7"/>
-        <w:numPr>
-          <w:ilvl w:val="0"/>
-          <w:numId w:val="21"/>
-        </w:numPr>
-      </w:pPr>
-      <w:r>
-        <w:t>Entidades gubernamentales y organismos reguladores</w:t>
-      </w:r>
-    </w:p>
-    <w:p>
-      <w:pPr>
-        <w:pStyle w:val="Ttulo7"/>
-        <w:ind w:left="720"/>
-        <w:rPr>
-          <w:b w:val="0"/>
-          <w:bCs w:val="0"/>
-        </w:rPr>
-      </w:pPr>
-      <w:r>
-        <w:rPr>
-          <w:b w:val="0"/>
-          <w:bCs w:val="0"/>
-        </w:rPr>
-        <w:t>Utilizan el análisis financiero para verificar el cumplimiento de normativas contables, fiscales y laborales.</w:t>
-      </w:r>
-    </w:p>
-    <w:p>
-      <w:pPr>
-        <w:pStyle w:val="Ttulo7"/>
-        <w:ind w:left="720"/>
-        <w:rPr>
-          <w:b w:val="0"/>
-          <w:bCs w:val="0"/>
-        </w:rPr>
-      </w:pPr>
-      <w:r>
-        <w:rPr>
-          <w:b w:val="0"/>
-          <w:bCs w:val="0"/>
-        </w:rPr>
-        <w:t>Evalúan la transparencia y veracidad de la información financiera para garantizar la legalidad de las operaciones.</w:t>
-      </w:r>
-    </w:p>
-    <w:p/>
-    <w:p>
-      <w:pPr>
-        <w:pStyle w:val="Ttulo7"/>
-        <w:numPr>
-          <w:ilvl w:val="0"/>
-          <w:numId w:val="21"/>
-        </w:numPr>
-      </w:pPr>
+        <w:t>Empresas que firman contratos a largo plazo necesitan asegurarse de la solvencia de sus socios.</w:t>
+      </w:r>
+    </w:p>
+    <w:p>
+      <w:pPr>
+        <w:pStyle w:val="Ttulo8"/>
+      </w:pPr>
+      <w:r>
+        <w:t>Rol del análisis financiero en la gestión empresarial</w:t>
+      </w:r>
+    </w:p>
+    <w:p>
+      <w:r>
+        <w:t>El análisis financiero es una herramienta clave en la gestión empresarial, ya que proporciona información objetiva sobre la situación económica de una organización, permitiendo tomar decisiones estratégicas fundamentadas. Según Ortiz (2011), su papel dentro de la empresa, se extiende a diversas áreas, incluyendo la planificación, el control y la optimización de los recursos.</w:t>
+      </w:r>
+    </w:p>
+    <w:p>
+      <w:pPr>
+        <w:pStyle w:val="Ttulo2"/>
+      </w:pPr>
+      <w:bookmarkStart w:id="9" w:name="_Toc201656121"/>
       <w:r>
         <w:lastRenderedPageBreak/>
-        <w:t>Clientes y socios estratégicos</w:t>
-      </w:r>
-    </w:p>
-    <w:p>
-      <w:pPr>
-        <w:pStyle w:val="Ttulo7"/>
-        <w:ind w:left="720"/>
-        <w:rPr>
-          <w:b w:val="0"/>
-          <w:bCs w:val="0"/>
-        </w:rPr>
-      </w:pPr>
-      <w:r>
-        <w:rPr>
-          <w:b w:val="0"/>
-          <w:bCs w:val="0"/>
-        </w:rPr>
-        <w:t>Pueden revisar la información financiera de una empresa, para evaluar su estabilidad y confiabilidad como proveedor o aliado comercial.</w:t>
-      </w:r>
-    </w:p>
-    <w:p>
-      <w:pPr>
-        <w:pStyle w:val="Ttulo7"/>
-        <w:ind w:left="720"/>
-        <w:rPr>
-          <w:b w:val="0"/>
-          <w:bCs w:val="0"/>
-        </w:rPr>
-      </w:pPr>
-      <w:r>
-        <w:rPr>
-          <w:b w:val="0"/>
-          <w:bCs w:val="0"/>
-        </w:rPr>
-        <w:t>Empresas que firman contratos a largo plazo necesitan asegurarse de la solvencia de sus socios.</w:t>
-      </w:r>
-    </w:p>
-    <w:p>
-      <w:pPr>
-        <w:pStyle w:val="Ttulo8"/>
-      </w:pPr>
-      <w:r>
-        <w:t>Rol del análisis financiero en la gestión empresarial</w:t>
-      </w:r>
-    </w:p>
-    <w:p>
-      <w:r>
-        <w:t>El análisis financiero es una herramienta clave en la gestión empresarial, ya que proporciona información objetiva sobre la situación económica de una organización, permitiendo tomar decisiones estratégicas fundamentadas. Según Ortiz (2011), su papel dentro de la empresa, se extiende a diversas áreas, incluyendo la planificación, el control y la optimización de los recursos.</w:t>
-      </w:r>
-    </w:p>
-    <w:p>
-      <w:pPr>
-        <w:pStyle w:val="Ttulo2"/>
-      </w:pPr>
-      <w:bookmarkStart w:id="9" w:name="_Toc201656121"/>
-      <w:r>
         <w:t xml:space="preserve">2.1 </w:t>
       </w:r>
       <w:r>
@@ -3884,6 +3858,9 @@
       <w:bookmarkEnd w:id="9"/>
     </w:p>
     <w:p>
+      <w:pPr>
+        <w:ind w:left="708" w:firstLine="1"/>
+      </w:pPr>
       <w:r>
         <w:t>Las empresas requieren información financiera precisa para establecer planes de crecimiento, evaluar riesgos y determinar inversiones. El análisis financiero permite:</w:t>
       </w:r>
@@ -3937,7 +3914,6 @@
         <w:pStyle w:val="Ttulo8"/>
       </w:pPr>
       <w:r>
-        <w:lastRenderedPageBreak/>
         <w:t>Evaluación de la rentabilidad y sostenibilidad</w:t>
       </w:r>
     </w:p>
@@ -3969,6 +3945,7 @@
       <w:r>
         <w:rPr>
           <w:rStyle w:val="Extranjerismo"/>
+          <w:lang w:val="es-CO"/>
         </w:rPr>
         <w:t>Return on Equity</w:t>
       </w:r>
@@ -3978,6 +3955,7 @@
       <w:r>
         <w:rPr>
           <w:rStyle w:val="Extranjerismo"/>
+          <w:lang w:val="es-CO"/>
         </w:rPr>
         <w:t>Return on Assets</w:t>
       </w:r>
@@ -4040,6 +4018,7 @@
         </w:numPr>
       </w:pPr>
       <w:r>
+        <w:lastRenderedPageBreak/>
         <w:t>Identificar riesgos de liquidez, asegurando que la empresa pueda cumplir con sus obligaciones de corto plazo.</w:t>
       </w:r>
     </w:p>
@@ -4114,7 +4093,6 @@
         <w:ind w:left="1134"/>
       </w:pPr>
       <w:r>
-        <w:lastRenderedPageBreak/>
         <w:t>Identificar áreas de la empresa donde se pueden reducir costos sin afectar la calidad.</w:t>
       </w:r>
     </w:p>
@@ -4210,6 +4188,7 @@
         <w:ind w:left="1134"/>
       </w:pPr>
       <w:r>
+        <w:lastRenderedPageBreak/>
         <w:t>Comparar su desempeño con períodos anteriores o con empresas del mismo sector.</w:t>
       </w:r>
     </w:p>
@@ -4268,11 +4247,7 @@
         <w:pStyle w:val="Sangradetextonormal"/>
       </w:pPr>
       <w:r>
-        <w:t xml:space="preserve">El análisis financiero es una herramienta esencial para la toma de decisiones estratégicas dentro de una organización. A través del estudio detallado de los estados </w:t>
-      </w:r>
-      <w:r>
-        <w:lastRenderedPageBreak/>
-        <w:t>financieros y el uso de diversos indicadores, es posible obtener información valiosa sobre la economía de la empresa, su capacidad para generar utilidades y su sostenibilidad a largo plazo. </w:t>
+        <w:t>El análisis financiero es una herramienta esencial para la toma de decisiones estratégicas dentro de una organización. A través del estudio detallado de los estados financieros y el uso de diversos indicadores, es posible obtener información valiosa sobre la economía de la empresa, su capacidad para generar utilidades y su sostenibilidad a largo plazo. </w:t>
       </w:r>
     </w:p>
     <w:p>
@@ -4305,7 +4280,11 @@
       </w:r>
       <w:r>
         <w:br/>
-        <w:t>Permite evaluar la viabilidad de proyectos de inversión, analizando indicadores como el Retorno Sobre la Inversión (ROI) y el Valor Presente Neto (VPN). Con esta información, se puede determinar si una inversión generará beneficios a largo plazo. </w:t>
+        <w:t xml:space="preserve">Permite evaluar la viabilidad de proyectos de inversión, analizando </w:t>
+      </w:r>
+      <w:r>
+        <w:lastRenderedPageBreak/>
+        <w:t>indicadores como el Retorno Sobre la Inversión (ROI) y el Valor Presente Neto (VPN). Con esta información, se puede determinar si una inversión generará beneficios a largo plazo. </w:t>
       </w:r>
     </w:p>
     <w:p>
@@ -4351,11 +4330,7 @@
       </w:r>
       <w:r>
         <w:br/>
-        <w:t xml:space="preserve">Facilita la optimización de costos y gastos, mejorando la eficiencia en el uso de los recursos. A través del análisis financiero, se pueden identificar áreas </w:t>
-      </w:r>
-      <w:r>
-        <w:lastRenderedPageBreak/>
-        <w:t>donde la empresa puede reducir costos, sin afectar la calidad de sus productos o servicios. </w:t>
+        <w:t>Facilita la optimización de costos y gastos, mejorando la eficiencia en el uso de los recursos. A través del análisis financiero, se pueden identificar áreas donde la empresa puede reducir costos, sin afectar la calidad de sus productos o servicios. </w:t>
       </w:r>
     </w:p>
     <w:p>
@@ -4424,43 +4399,15 @@
     </w:p>
     <w:p>
       <w:pPr>
-        <w:spacing w:before="0" w:after="160" w:line="259" w:lineRule="auto"/>
-        <w:ind w:firstLine="0"/>
-        <w:rPr>
-          <w:lang w:eastAsia="es-CO"/>
-        </w:rPr>
-      </w:pPr>
-    </w:p>
-    <w:p>
-      <w:pPr>
-        <w:spacing w:before="0" w:after="160" w:line="259" w:lineRule="auto"/>
-        <w:ind w:firstLine="0"/>
-        <w:rPr>
-          <w:lang w:eastAsia="es-CO"/>
-        </w:rPr>
-      </w:pPr>
-      <w:r>
-        <w:rPr>
-          <w:lang w:eastAsia="es-CO"/>
-        </w:rPr>
-        <w:br w:type="page"/>
-      </w:r>
-    </w:p>
-    <w:p>
-      <w:pPr>
-        <w:spacing w:before="0" w:after="160" w:line="259" w:lineRule="auto"/>
-        <w:ind w:firstLine="0"/>
-        <w:rPr>
-          <w:lang w:eastAsia="es-CO"/>
-        </w:rPr>
-      </w:pPr>
-    </w:p>
-    <w:p>
-      <w:pPr>
         <w:pStyle w:val="Ttulo1"/>
+        <w:numPr>
+          <w:ilvl w:val="0"/>
+          <w:numId w:val="36"/>
+        </w:numPr>
       </w:pPr>
       <w:bookmarkStart w:id="11" w:name="_Toc201656123"/>
       <w:r>
+        <w:lastRenderedPageBreak/>
         <w:t xml:space="preserve">Principios de contabilidad </w:t>
       </w:r>
       <w:r>
@@ -4792,6 +4739,10 @@
     <w:p>
       <w:pPr>
         <w:pStyle w:val="Ttulo1"/>
+        <w:numPr>
+          <w:ilvl w:val="0"/>
+          <w:numId w:val="36"/>
+        </w:numPr>
       </w:pPr>
       <w:bookmarkStart w:id="14" w:name="_Toc201656126"/>
       <w:r>
@@ -4940,17 +4891,13 @@
         <w:t>  </w:t>
       </w:r>
       <w:r>
-        <w:tab/>
         <w:t xml:space="preserve">Se consideran básicos, dentro de los estados financieros, el estado de situación financiera (balance general) y el estado de resultados </w:t>
       </w:r>
       <w:r>
         <w:t xml:space="preserve">(estado de </w:t>
       </w:r>
       <w:r>
-        <w:t>ganancias</w:t>
-      </w:r>
-      <w:r>
-        <w:t xml:space="preserve"> </w:t>
+        <w:t xml:space="preserve">ganancias </w:t>
       </w:r>
       <w:r>
         <w:t xml:space="preserve">y </w:t>
@@ -5983,17 +5930,11 @@
     </w:p>
     <w:p>
       <w:pPr>
-        <w:spacing w:before="0" w:after="160" w:line="259" w:lineRule="auto"/>
-        <w:ind w:firstLine="0"/>
-      </w:pPr>
-      <w:r>
-        <w:lastRenderedPageBreak/>
-        <w:br w:type="page"/>
-      </w:r>
-    </w:p>
-    <w:p>
-      <w:pPr>
         <w:pStyle w:val="Ttulo1"/>
+        <w:numPr>
+          <w:ilvl w:val="0"/>
+          <w:numId w:val="36"/>
+        </w:numPr>
       </w:pPr>
       <w:bookmarkStart w:id="17" w:name="_Toc201656129"/>
       <w:r>
@@ -6831,10 +6772,6 @@
         <w:t xml:space="preserve">                     </w:t>
       </w:r>
       <w:r>
-        <w:rPr>
-          <w:b/>
-          <w:bCs/>
-        </w:rPr>
         <w:t>X 100</w:t>
       </w:r>
     </w:p>
@@ -7632,6 +7569,7 @@
     <w:p>
       <w:pPr>
         <w:pStyle w:val="Ttulo1"/>
+        <w:ind w:firstLine="0"/>
       </w:pPr>
       <w:bookmarkStart w:id="21" w:name="_Toc201656133"/>
       <w:r>
@@ -7758,6 +7696,7 @@
     <w:p>
       <w:pPr>
         <w:pStyle w:val="Ttulo1"/>
+        <w:ind w:firstLine="0"/>
       </w:pPr>
       <w:bookmarkStart w:id="22" w:name="_Toc201656134"/>
       <w:r>
@@ -8055,11 +7994,7 @@
     <w:p>
       <w:pPr>
         <w:pStyle w:val="Ttulo1"/>
-      </w:pPr>
-    </w:p>
-    <w:p>
-      <w:pPr>
-        <w:pStyle w:val="Ttulo1"/>
+        <w:ind w:firstLine="0"/>
       </w:pPr>
       <w:r>
         <w:lastRenderedPageBreak/>
@@ -8255,6 +8190,7 @@
     <w:p>
       <w:pPr>
         <w:pStyle w:val="Ttulo1"/>
+        <w:ind w:firstLine="0"/>
       </w:pPr>
       <w:bookmarkStart w:id="25" w:name="_Toc201656137"/>
       <w:r>
@@ -9749,6 +9685,119 @@
     </w:lvl>
   </w:abstractNum>
   <w:abstractNum w:abstractNumId="1" w15:restartNumberingAfterBreak="0">
+    <w:nsid w:val="06646BE3"/>
+    <w:multiLevelType w:val="hybridMultilevel"/>
+    <w:tmpl w:val="7734628E"/>
+    <w:lvl w:ilvl="0" w:tplc="240A0001">
+      <w:start w:val="1"/>
+      <w:numFmt w:val="bullet"/>
+      <w:lvlText w:val=""/>
+      <w:lvlJc w:val="left"/>
+      <w:pPr>
+        <w:ind w:left="720" w:hanging="360"/>
+      </w:pPr>
+      <w:rPr>
+        <w:rFonts w:ascii="Symbol" w:hAnsi="Symbol" w:hint="default"/>
+      </w:rPr>
+    </w:lvl>
+    <w:lvl w:ilvl="1" w:tplc="240A0003">
+      <w:start w:val="1"/>
+      <w:numFmt w:val="bullet"/>
+      <w:lvlText w:val="o"/>
+      <w:lvlJc w:val="left"/>
+      <w:pPr>
+        <w:ind w:left="1440" w:hanging="360"/>
+      </w:pPr>
+      <w:rPr>
+        <w:rFonts w:ascii="Courier New" w:hAnsi="Courier New" w:cs="Courier New" w:hint="default"/>
+      </w:rPr>
+    </w:lvl>
+    <w:lvl w:ilvl="2" w:tplc="240A0005" w:tentative="1">
+      <w:start w:val="1"/>
+      <w:numFmt w:val="bullet"/>
+      <w:lvlText w:val=""/>
+      <w:lvlJc w:val="left"/>
+      <w:pPr>
+        <w:ind w:left="2160" w:hanging="360"/>
+      </w:pPr>
+      <w:rPr>
+        <w:rFonts w:ascii="Wingdings" w:hAnsi="Wingdings" w:hint="default"/>
+      </w:rPr>
+    </w:lvl>
+    <w:lvl w:ilvl="3" w:tplc="240A0001" w:tentative="1">
+      <w:start w:val="1"/>
+      <w:numFmt w:val="bullet"/>
+      <w:lvlText w:val=""/>
+      <w:lvlJc w:val="left"/>
+      <w:pPr>
+        <w:ind w:left="2880" w:hanging="360"/>
+      </w:pPr>
+      <w:rPr>
+        <w:rFonts w:ascii="Symbol" w:hAnsi="Symbol" w:hint="default"/>
+      </w:rPr>
+    </w:lvl>
+    <w:lvl w:ilvl="4" w:tplc="240A0003" w:tentative="1">
+      <w:start w:val="1"/>
+      <w:numFmt w:val="bullet"/>
+      <w:lvlText w:val="o"/>
+      <w:lvlJc w:val="left"/>
+      <w:pPr>
+        <w:ind w:left="3600" w:hanging="360"/>
+      </w:pPr>
+      <w:rPr>
+        <w:rFonts w:ascii="Courier New" w:hAnsi="Courier New" w:cs="Courier New" w:hint="default"/>
+      </w:rPr>
+    </w:lvl>
+    <w:lvl w:ilvl="5" w:tplc="240A0005" w:tentative="1">
+      <w:start w:val="1"/>
+      <w:numFmt w:val="bullet"/>
+      <w:lvlText w:val=""/>
+      <w:lvlJc w:val="left"/>
+      <w:pPr>
+        <w:ind w:left="4320" w:hanging="360"/>
+      </w:pPr>
+      <w:rPr>
+        <w:rFonts w:ascii="Wingdings" w:hAnsi="Wingdings" w:hint="default"/>
+      </w:rPr>
+    </w:lvl>
+    <w:lvl w:ilvl="6" w:tplc="240A0001" w:tentative="1">
+      <w:start w:val="1"/>
+      <w:numFmt w:val="bullet"/>
+      <w:lvlText w:val=""/>
+      <w:lvlJc w:val="left"/>
+      <w:pPr>
+        <w:ind w:left="5040" w:hanging="360"/>
+      </w:pPr>
+      <w:rPr>
+        <w:rFonts w:ascii="Symbol" w:hAnsi="Symbol" w:hint="default"/>
+      </w:rPr>
+    </w:lvl>
+    <w:lvl w:ilvl="7" w:tplc="240A0003" w:tentative="1">
+      <w:start w:val="1"/>
+      <w:numFmt w:val="bullet"/>
+      <w:lvlText w:val="o"/>
+      <w:lvlJc w:val="left"/>
+      <w:pPr>
+        <w:ind w:left="5760" w:hanging="360"/>
+      </w:pPr>
+      <w:rPr>
+        <w:rFonts w:ascii="Courier New" w:hAnsi="Courier New" w:cs="Courier New" w:hint="default"/>
+      </w:rPr>
+    </w:lvl>
+    <w:lvl w:ilvl="8" w:tplc="240A0005" w:tentative="1">
+      <w:start w:val="1"/>
+      <w:numFmt w:val="bullet"/>
+      <w:lvlText w:val=""/>
+      <w:lvlJc w:val="left"/>
+      <w:pPr>
+        <w:ind w:left="6480" w:hanging="360"/>
+      </w:pPr>
+      <w:rPr>
+        <w:rFonts w:ascii="Wingdings" w:hAnsi="Wingdings" w:hint="default"/>
+      </w:rPr>
+    </w:lvl>
+  </w:abstractNum>
+  <w:abstractNum w:abstractNumId="2" w15:restartNumberingAfterBreak="0">
     <w:nsid w:val="09677791"/>
     <w:multiLevelType w:val="hybridMultilevel"/>
     <w:tmpl w:val="8A8C9884"/>
@@ -9861,7 +9910,7 @@
       </w:rPr>
     </w:lvl>
   </w:abstractNum>
-  <w:abstractNum w:abstractNumId="2" w15:restartNumberingAfterBreak="0">
+  <w:abstractNum w:abstractNumId="3" w15:restartNumberingAfterBreak="0">
     <w:nsid w:val="098B5913"/>
     <w:multiLevelType w:val="hybridMultilevel"/>
     <w:tmpl w:val="C7520E54"/>
@@ -9974,7 +10023,7 @@
       </w:rPr>
     </w:lvl>
   </w:abstractNum>
-  <w:abstractNum w:abstractNumId="3" w15:restartNumberingAfterBreak="0">
+  <w:abstractNum w:abstractNumId="4" w15:restartNumberingAfterBreak="0">
     <w:nsid w:val="166C6C7D"/>
     <w:multiLevelType w:val="hybridMultilevel"/>
     <w:tmpl w:val="A026634A"/>
@@ -10087,10 +10136,123 @@
       </w:rPr>
     </w:lvl>
   </w:abstractNum>
-  <w:abstractNum w:abstractNumId="4" w15:restartNumberingAfterBreak="0">
+  <w:abstractNum w:abstractNumId="5" w15:restartNumberingAfterBreak="0">
+    <w:nsid w:val="1E2D5A64"/>
+    <w:multiLevelType w:val="hybridMultilevel"/>
+    <w:tmpl w:val="0A5E1E04"/>
+    <w:lvl w:ilvl="0" w:tplc="240A0001">
+      <w:start w:val="1"/>
+      <w:numFmt w:val="bullet"/>
+      <w:lvlText w:val=""/>
+      <w:lvlJc w:val="left"/>
+      <w:pPr>
+        <w:ind w:left="1440" w:hanging="360"/>
+      </w:pPr>
+      <w:rPr>
+        <w:rFonts w:ascii="Symbol" w:hAnsi="Symbol" w:hint="default"/>
+      </w:rPr>
+    </w:lvl>
+    <w:lvl w:ilvl="1" w:tplc="240A0003" w:tentative="1">
+      <w:start w:val="1"/>
+      <w:numFmt w:val="bullet"/>
+      <w:lvlText w:val="o"/>
+      <w:lvlJc w:val="left"/>
+      <w:pPr>
+        <w:ind w:left="2160" w:hanging="360"/>
+      </w:pPr>
+      <w:rPr>
+        <w:rFonts w:ascii="Courier New" w:hAnsi="Courier New" w:cs="Courier New" w:hint="default"/>
+      </w:rPr>
+    </w:lvl>
+    <w:lvl w:ilvl="2" w:tplc="240A0005" w:tentative="1">
+      <w:start w:val="1"/>
+      <w:numFmt w:val="bullet"/>
+      <w:lvlText w:val=""/>
+      <w:lvlJc w:val="left"/>
+      <w:pPr>
+        <w:ind w:left="2880" w:hanging="360"/>
+      </w:pPr>
+      <w:rPr>
+        <w:rFonts w:ascii="Wingdings" w:hAnsi="Wingdings" w:hint="default"/>
+      </w:rPr>
+    </w:lvl>
+    <w:lvl w:ilvl="3" w:tplc="240A0001" w:tentative="1">
+      <w:start w:val="1"/>
+      <w:numFmt w:val="bullet"/>
+      <w:lvlText w:val=""/>
+      <w:lvlJc w:val="left"/>
+      <w:pPr>
+        <w:ind w:left="3600" w:hanging="360"/>
+      </w:pPr>
+      <w:rPr>
+        <w:rFonts w:ascii="Symbol" w:hAnsi="Symbol" w:hint="default"/>
+      </w:rPr>
+    </w:lvl>
+    <w:lvl w:ilvl="4" w:tplc="240A0003" w:tentative="1">
+      <w:start w:val="1"/>
+      <w:numFmt w:val="bullet"/>
+      <w:lvlText w:val="o"/>
+      <w:lvlJc w:val="left"/>
+      <w:pPr>
+        <w:ind w:left="4320" w:hanging="360"/>
+      </w:pPr>
+      <w:rPr>
+        <w:rFonts w:ascii="Courier New" w:hAnsi="Courier New" w:cs="Courier New" w:hint="default"/>
+      </w:rPr>
+    </w:lvl>
+    <w:lvl w:ilvl="5" w:tplc="240A0005" w:tentative="1">
+      <w:start w:val="1"/>
+      <w:numFmt w:val="bullet"/>
+      <w:lvlText w:val=""/>
+      <w:lvlJc w:val="left"/>
+      <w:pPr>
+        <w:ind w:left="5040" w:hanging="360"/>
+      </w:pPr>
+      <w:rPr>
+        <w:rFonts w:ascii="Wingdings" w:hAnsi="Wingdings" w:hint="default"/>
+      </w:rPr>
+    </w:lvl>
+    <w:lvl w:ilvl="6" w:tplc="240A0001" w:tentative="1">
+      <w:start w:val="1"/>
+      <w:numFmt w:val="bullet"/>
+      <w:lvlText w:val=""/>
+      <w:lvlJc w:val="left"/>
+      <w:pPr>
+        <w:ind w:left="5760" w:hanging="360"/>
+      </w:pPr>
+      <w:rPr>
+        <w:rFonts w:ascii="Symbol" w:hAnsi="Symbol" w:hint="default"/>
+      </w:rPr>
+    </w:lvl>
+    <w:lvl w:ilvl="7" w:tplc="240A0003" w:tentative="1">
+      <w:start w:val="1"/>
+      <w:numFmt w:val="bullet"/>
+      <w:lvlText w:val="o"/>
+      <w:lvlJc w:val="left"/>
+      <w:pPr>
+        <w:ind w:left="6480" w:hanging="360"/>
+      </w:pPr>
+      <w:rPr>
+        <w:rFonts w:ascii="Courier New" w:hAnsi="Courier New" w:cs="Courier New" w:hint="default"/>
+      </w:rPr>
+    </w:lvl>
+    <w:lvl w:ilvl="8" w:tplc="240A0005" w:tentative="1">
+      <w:start w:val="1"/>
+      <w:numFmt w:val="bullet"/>
+      <w:lvlText w:val=""/>
+      <w:lvlJc w:val="left"/>
+      <w:pPr>
+        <w:ind w:left="7200" w:hanging="360"/>
+      </w:pPr>
+      <w:rPr>
+        <w:rFonts w:ascii="Wingdings" w:hAnsi="Wingdings" w:hint="default"/>
+      </w:rPr>
+    </w:lvl>
+  </w:abstractNum>
+  <w:abstractNum w:abstractNumId="6" w15:restartNumberingAfterBreak="0">
     <w:nsid w:val="223A461F"/>
     <w:multiLevelType w:val="hybridMultilevel"/>
-    <w:tmpl w:val="CF28E8B8"/>
+    <w:tmpl w:val="8D94E962"/>
     <w:lvl w:ilvl="0" w:tplc="240A0001">
       <w:start w:val="1"/>
       <w:numFmt w:val="bullet"/>
@@ -10200,7 +10362,7 @@
       </w:rPr>
     </w:lvl>
   </w:abstractNum>
-  <w:abstractNum w:abstractNumId="5" w15:restartNumberingAfterBreak="0">
+  <w:abstractNum w:abstractNumId="7" w15:restartNumberingAfterBreak="0">
     <w:nsid w:val="22CF0540"/>
     <w:multiLevelType w:val="hybridMultilevel"/>
     <w:tmpl w:val="1D1AC75C"/>
@@ -10313,7 +10475,7 @@
       </w:rPr>
     </w:lvl>
   </w:abstractNum>
-  <w:abstractNum w:abstractNumId="6" w15:restartNumberingAfterBreak="0">
+  <w:abstractNum w:abstractNumId="8" w15:restartNumberingAfterBreak="0">
     <w:nsid w:val="29FA1190"/>
     <w:multiLevelType w:val="hybridMultilevel"/>
     <w:tmpl w:val="E9308330"/>
@@ -10426,7 +10588,120 @@
       </w:rPr>
     </w:lvl>
   </w:abstractNum>
-  <w:abstractNum w:abstractNumId="7" w15:restartNumberingAfterBreak="0">
+  <w:abstractNum w:abstractNumId="9" w15:restartNumberingAfterBreak="0">
+    <w:nsid w:val="2C4C17A4"/>
+    <w:multiLevelType w:val="hybridMultilevel"/>
+    <w:tmpl w:val="26F048D6"/>
+    <w:lvl w:ilvl="0" w:tplc="240A0001">
+      <w:start w:val="1"/>
+      <w:numFmt w:val="bullet"/>
+      <w:lvlText w:val=""/>
+      <w:lvlJc w:val="left"/>
+      <w:pPr>
+        <w:ind w:left="1429" w:hanging="360"/>
+      </w:pPr>
+      <w:rPr>
+        <w:rFonts w:ascii="Symbol" w:hAnsi="Symbol" w:hint="default"/>
+      </w:rPr>
+    </w:lvl>
+    <w:lvl w:ilvl="1" w:tplc="240A0003" w:tentative="1">
+      <w:start w:val="1"/>
+      <w:numFmt w:val="bullet"/>
+      <w:lvlText w:val="o"/>
+      <w:lvlJc w:val="left"/>
+      <w:pPr>
+        <w:ind w:left="2149" w:hanging="360"/>
+      </w:pPr>
+      <w:rPr>
+        <w:rFonts w:ascii="Courier New" w:hAnsi="Courier New" w:cs="Courier New" w:hint="default"/>
+      </w:rPr>
+    </w:lvl>
+    <w:lvl w:ilvl="2" w:tplc="240A0005" w:tentative="1">
+      <w:start w:val="1"/>
+      <w:numFmt w:val="bullet"/>
+      <w:lvlText w:val=""/>
+      <w:lvlJc w:val="left"/>
+      <w:pPr>
+        <w:ind w:left="2869" w:hanging="360"/>
+      </w:pPr>
+      <w:rPr>
+        <w:rFonts w:ascii="Wingdings" w:hAnsi="Wingdings" w:hint="default"/>
+      </w:rPr>
+    </w:lvl>
+    <w:lvl w:ilvl="3" w:tplc="240A0001" w:tentative="1">
+      <w:start w:val="1"/>
+      <w:numFmt w:val="bullet"/>
+      <w:lvlText w:val=""/>
+      <w:lvlJc w:val="left"/>
+      <w:pPr>
+        <w:ind w:left="3589" w:hanging="360"/>
+      </w:pPr>
+      <w:rPr>
+        <w:rFonts w:ascii="Symbol" w:hAnsi="Symbol" w:hint="default"/>
+      </w:rPr>
+    </w:lvl>
+    <w:lvl w:ilvl="4" w:tplc="240A0003" w:tentative="1">
+      <w:start w:val="1"/>
+      <w:numFmt w:val="bullet"/>
+      <w:lvlText w:val="o"/>
+      <w:lvlJc w:val="left"/>
+      <w:pPr>
+        <w:ind w:left="4309" w:hanging="360"/>
+      </w:pPr>
+      <w:rPr>
+        <w:rFonts w:ascii="Courier New" w:hAnsi="Courier New" w:cs="Courier New" w:hint="default"/>
+      </w:rPr>
+    </w:lvl>
+    <w:lvl w:ilvl="5" w:tplc="240A0005" w:tentative="1">
+      <w:start w:val="1"/>
+      <w:numFmt w:val="bullet"/>
+      <w:lvlText w:val=""/>
+      <w:lvlJc w:val="left"/>
+      <w:pPr>
+        <w:ind w:left="5029" w:hanging="360"/>
+      </w:pPr>
+      <w:rPr>
+        <w:rFonts w:ascii="Wingdings" w:hAnsi="Wingdings" w:hint="default"/>
+      </w:rPr>
+    </w:lvl>
+    <w:lvl w:ilvl="6" w:tplc="240A0001" w:tentative="1">
+      <w:start w:val="1"/>
+      <w:numFmt w:val="bullet"/>
+      <w:lvlText w:val=""/>
+      <w:lvlJc w:val="left"/>
+      <w:pPr>
+        <w:ind w:left="5749" w:hanging="360"/>
+      </w:pPr>
+      <w:rPr>
+        <w:rFonts w:ascii="Symbol" w:hAnsi="Symbol" w:hint="default"/>
+      </w:rPr>
+    </w:lvl>
+    <w:lvl w:ilvl="7" w:tplc="240A0003" w:tentative="1">
+      <w:start w:val="1"/>
+      <w:numFmt w:val="bullet"/>
+      <w:lvlText w:val="o"/>
+      <w:lvlJc w:val="left"/>
+      <w:pPr>
+        <w:ind w:left="6469" w:hanging="360"/>
+      </w:pPr>
+      <w:rPr>
+        <w:rFonts w:ascii="Courier New" w:hAnsi="Courier New" w:cs="Courier New" w:hint="default"/>
+      </w:rPr>
+    </w:lvl>
+    <w:lvl w:ilvl="8" w:tplc="240A0005" w:tentative="1">
+      <w:start w:val="1"/>
+      <w:numFmt w:val="bullet"/>
+      <w:lvlText w:val=""/>
+      <w:lvlJc w:val="left"/>
+      <w:pPr>
+        <w:ind w:left="7189" w:hanging="360"/>
+      </w:pPr>
+      <w:rPr>
+        <w:rFonts w:ascii="Wingdings" w:hAnsi="Wingdings" w:hint="default"/>
+      </w:rPr>
+    </w:lvl>
+  </w:abstractNum>
+  <w:abstractNum w:abstractNumId="10" w15:restartNumberingAfterBreak="0">
     <w:nsid w:val="350254BA"/>
     <w:multiLevelType w:val="hybridMultilevel"/>
     <w:tmpl w:val="6018F8E8"/>
@@ -10539,11 +10814,11 @@
       </w:rPr>
     </w:lvl>
   </w:abstractNum>
-  <w:abstractNum w:abstractNumId="8" w15:restartNumberingAfterBreak="0">
+  <w:abstractNum w:abstractNumId="11" w15:restartNumberingAfterBreak="0">
     <w:nsid w:val="355E0C8E"/>
     <w:multiLevelType w:val="hybridMultilevel"/>
-    <w:tmpl w:val="99500938"/>
-    <w:lvl w:ilvl="0" w:tplc="240A000F">
+    <w:tmpl w:val="244495EA"/>
+    <w:lvl w:ilvl="0" w:tplc="CFEE65EC">
       <w:start w:val="1"/>
       <w:numFmt w:val="decimal"/>
       <w:lvlText w:val="%1."/>
@@ -10625,7 +10900,7 @@
       </w:pPr>
     </w:lvl>
   </w:abstractNum>
-  <w:abstractNum w:abstractNumId="9" w15:restartNumberingAfterBreak="0">
+  <w:abstractNum w:abstractNumId="12" w15:restartNumberingAfterBreak="0">
     <w:nsid w:val="368E176E"/>
     <w:multiLevelType w:val="hybridMultilevel"/>
     <w:tmpl w:val="BDF054FE"/>
@@ -10719,11 +10994,11 @@
       </w:pPr>
     </w:lvl>
   </w:abstractNum>
-  <w:abstractNum w:abstractNumId="10" w15:restartNumberingAfterBreak="0">
+  <w:abstractNum w:abstractNumId="13" w15:restartNumberingAfterBreak="0">
     <w:nsid w:val="3BF73667"/>
     <w:multiLevelType w:val="hybridMultilevel"/>
-    <w:tmpl w:val="A1189380"/>
-    <w:lvl w:ilvl="0" w:tplc="240A000F">
+    <w:tmpl w:val="28EC2E52"/>
+    <w:lvl w:ilvl="0" w:tplc="53BCCB7C">
       <w:start w:val="1"/>
       <w:numFmt w:val="decimal"/>
       <w:lvlText w:val="%1."/>
@@ -10805,7 +11080,7 @@
       </w:pPr>
     </w:lvl>
   </w:abstractNum>
-  <w:abstractNum w:abstractNumId="11" w15:restartNumberingAfterBreak="0">
+  <w:abstractNum w:abstractNumId="14" w15:restartNumberingAfterBreak="0">
     <w:nsid w:val="41A21B96"/>
     <w:multiLevelType w:val="hybridMultilevel"/>
     <w:tmpl w:val="1F42754C"/>
@@ -10918,7 +11193,7 @@
       </w:rPr>
     </w:lvl>
   </w:abstractNum>
-  <w:abstractNum w:abstractNumId="12" w15:restartNumberingAfterBreak="0">
+  <w:abstractNum w:abstractNumId="15" w15:restartNumberingAfterBreak="0">
     <w:nsid w:val="467F49A6"/>
     <w:multiLevelType w:val="multilevel"/>
     <w:tmpl w:val="D2E64B38"/>
@@ -11005,7 +11280,7 @@
       </w:pPr>
     </w:lvl>
   </w:abstractNum>
-  <w:abstractNum w:abstractNumId="13" w15:restartNumberingAfterBreak="0">
+  <w:abstractNum w:abstractNumId="16" w15:restartNumberingAfterBreak="0">
     <w:nsid w:val="4BE67822"/>
     <w:multiLevelType w:val="hybridMultilevel"/>
     <w:tmpl w:val="F4E6BB78"/>
@@ -11118,7 +11393,7 @@
       </w:rPr>
     </w:lvl>
   </w:abstractNum>
-  <w:abstractNum w:abstractNumId="14" w15:restartNumberingAfterBreak="0">
+  <w:abstractNum w:abstractNumId="17" w15:restartNumberingAfterBreak="0">
     <w:nsid w:val="4C3E2308"/>
     <w:multiLevelType w:val="hybridMultilevel"/>
     <w:tmpl w:val="288E410A"/>
@@ -11231,7 +11506,7 @@
       </w:rPr>
     </w:lvl>
   </w:abstractNum>
-  <w:abstractNum w:abstractNumId="15" w15:restartNumberingAfterBreak="0">
+  <w:abstractNum w:abstractNumId="18" w15:restartNumberingAfterBreak="0">
     <w:nsid w:val="4EBE1EF6"/>
     <w:multiLevelType w:val="hybridMultilevel"/>
     <w:tmpl w:val="F6A60586"/>
@@ -11324,7 +11599,7 @@
       </w:pPr>
     </w:lvl>
   </w:abstractNum>
-  <w:abstractNum w:abstractNumId="16" w15:restartNumberingAfterBreak="0">
+  <w:abstractNum w:abstractNumId="19" w15:restartNumberingAfterBreak="0">
     <w:nsid w:val="53430B23"/>
     <w:multiLevelType w:val="hybridMultilevel"/>
     <w:tmpl w:val="DA72D616"/>
@@ -11437,7 +11712,7 @@
       </w:rPr>
     </w:lvl>
   </w:abstractNum>
-  <w:abstractNum w:abstractNumId="17" w15:restartNumberingAfterBreak="0">
+  <w:abstractNum w:abstractNumId="20" w15:restartNumberingAfterBreak="0">
     <w:nsid w:val="594D1F84"/>
     <w:multiLevelType w:val="hybridMultilevel"/>
     <w:tmpl w:val="943082B0"/>
@@ -11550,7 +11825,7 @@
       </w:rPr>
     </w:lvl>
   </w:abstractNum>
-  <w:abstractNum w:abstractNumId="18" w15:restartNumberingAfterBreak="0">
+  <w:abstractNum w:abstractNumId="21" w15:restartNumberingAfterBreak="0">
     <w:nsid w:val="5A04117C"/>
     <w:multiLevelType w:val="hybridMultilevel"/>
     <w:tmpl w:val="E4C4C1CE"/>
@@ -11663,7 +11938,7 @@
       </w:rPr>
     </w:lvl>
   </w:abstractNum>
-  <w:abstractNum w:abstractNumId="19" w15:restartNumberingAfterBreak="0">
+  <w:abstractNum w:abstractNumId="22" w15:restartNumberingAfterBreak="0">
     <w:nsid w:val="5A280596"/>
     <w:multiLevelType w:val="hybridMultilevel"/>
     <w:tmpl w:val="0C800440"/>
@@ -11776,7 +12051,7 @@
       </w:rPr>
     </w:lvl>
   </w:abstractNum>
-  <w:abstractNum w:abstractNumId="20" w15:restartNumberingAfterBreak="0">
+  <w:abstractNum w:abstractNumId="23" w15:restartNumberingAfterBreak="0">
     <w:nsid w:val="5B190785"/>
     <w:multiLevelType w:val="hybridMultilevel"/>
     <w:tmpl w:val="B4E4301C"/>
@@ -11868,7 +12143,7 @@
       </w:pPr>
     </w:lvl>
   </w:abstractNum>
-  <w:abstractNum w:abstractNumId="21" w15:restartNumberingAfterBreak="0">
+  <w:abstractNum w:abstractNumId="24" w15:restartNumberingAfterBreak="0">
     <w:nsid w:val="5BA05444"/>
     <w:multiLevelType w:val="hybridMultilevel"/>
     <w:tmpl w:val="17F67BE2"/>
@@ -11981,7 +12256,7 @@
       </w:rPr>
     </w:lvl>
   </w:abstractNum>
-  <w:abstractNum w:abstractNumId="22" w15:restartNumberingAfterBreak="0">
+  <w:abstractNum w:abstractNumId="25" w15:restartNumberingAfterBreak="0">
     <w:nsid w:val="5CD10A9E"/>
     <w:multiLevelType w:val="hybridMultilevel"/>
     <w:tmpl w:val="FC1093F2"/>
@@ -12094,11 +12369,11 @@
       </w:rPr>
     </w:lvl>
   </w:abstractNum>
-  <w:abstractNum w:abstractNumId="23" w15:restartNumberingAfterBreak="0">
+  <w:abstractNum w:abstractNumId="26" w15:restartNumberingAfterBreak="0">
     <w:nsid w:val="5FDC449C"/>
     <w:multiLevelType w:val="hybridMultilevel"/>
-    <w:tmpl w:val="D7300758"/>
-    <w:lvl w:ilvl="0" w:tplc="240A000F">
+    <w:tmpl w:val="52C24118"/>
+    <w:lvl w:ilvl="0" w:tplc="94B0AFC0">
       <w:start w:val="1"/>
       <w:numFmt w:val="decimal"/>
       <w:lvlText w:val="%1."/>
@@ -12183,7 +12458,7 @@
       </w:pPr>
     </w:lvl>
   </w:abstractNum>
-  <w:abstractNum w:abstractNumId="24" w15:restartNumberingAfterBreak="0">
+  <w:abstractNum w:abstractNumId="27" w15:restartNumberingAfterBreak="0">
     <w:nsid w:val="600558C0"/>
     <w:multiLevelType w:val="hybridMultilevel"/>
     <w:tmpl w:val="07A21668"/>
@@ -12296,7 +12571,120 @@
       </w:rPr>
     </w:lvl>
   </w:abstractNum>
-  <w:abstractNum w:abstractNumId="25" w15:restartNumberingAfterBreak="0">
+  <w:abstractNum w:abstractNumId="28" w15:restartNumberingAfterBreak="0">
+    <w:nsid w:val="631A3A12"/>
+    <w:multiLevelType w:val="hybridMultilevel"/>
+    <w:tmpl w:val="F67A6130"/>
+    <w:lvl w:ilvl="0" w:tplc="240A0001">
+      <w:start w:val="1"/>
+      <w:numFmt w:val="bullet"/>
+      <w:lvlText w:val=""/>
+      <w:lvlJc w:val="left"/>
+      <w:pPr>
+        <w:ind w:left="720" w:hanging="360"/>
+      </w:pPr>
+      <w:rPr>
+        <w:rFonts w:ascii="Symbol" w:hAnsi="Symbol" w:hint="default"/>
+      </w:rPr>
+    </w:lvl>
+    <w:lvl w:ilvl="1" w:tplc="240A0003">
+      <w:start w:val="1"/>
+      <w:numFmt w:val="bullet"/>
+      <w:lvlText w:val="o"/>
+      <w:lvlJc w:val="left"/>
+      <w:pPr>
+        <w:ind w:left="1440" w:hanging="360"/>
+      </w:pPr>
+      <w:rPr>
+        <w:rFonts w:ascii="Courier New" w:hAnsi="Courier New" w:cs="Courier New" w:hint="default"/>
+      </w:rPr>
+    </w:lvl>
+    <w:lvl w:ilvl="2" w:tplc="240A0005" w:tentative="1">
+      <w:start w:val="1"/>
+      <w:numFmt w:val="bullet"/>
+      <w:lvlText w:val=""/>
+      <w:lvlJc w:val="left"/>
+      <w:pPr>
+        <w:ind w:left="2160" w:hanging="360"/>
+      </w:pPr>
+      <w:rPr>
+        <w:rFonts w:ascii="Wingdings" w:hAnsi="Wingdings" w:hint="default"/>
+      </w:rPr>
+    </w:lvl>
+    <w:lvl w:ilvl="3" w:tplc="240A0001" w:tentative="1">
+      <w:start w:val="1"/>
+      <w:numFmt w:val="bullet"/>
+      <w:lvlText w:val=""/>
+      <w:lvlJc w:val="left"/>
+      <w:pPr>
+        <w:ind w:left="2880" w:hanging="360"/>
+      </w:pPr>
+      <w:rPr>
+        <w:rFonts w:ascii="Symbol" w:hAnsi="Symbol" w:hint="default"/>
+      </w:rPr>
+    </w:lvl>
+    <w:lvl w:ilvl="4" w:tplc="240A0003" w:tentative="1">
+      <w:start w:val="1"/>
+      <w:numFmt w:val="bullet"/>
+      <w:lvlText w:val="o"/>
+      <w:lvlJc w:val="left"/>
+      <w:pPr>
+        <w:ind w:left="3600" w:hanging="360"/>
+      </w:pPr>
+      <w:rPr>
+        <w:rFonts w:ascii="Courier New" w:hAnsi="Courier New" w:cs="Courier New" w:hint="default"/>
+      </w:rPr>
+    </w:lvl>
+    <w:lvl w:ilvl="5" w:tplc="240A0005" w:tentative="1">
+      <w:start w:val="1"/>
+      <w:numFmt w:val="bullet"/>
+      <w:lvlText w:val=""/>
+      <w:lvlJc w:val="left"/>
+      <w:pPr>
+        <w:ind w:left="4320" w:hanging="360"/>
+      </w:pPr>
+      <w:rPr>
+        <w:rFonts w:ascii="Wingdings" w:hAnsi="Wingdings" w:hint="default"/>
+      </w:rPr>
+    </w:lvl>
+    <w:lvl w:ilvl="6" w:tplc="240A0001" w:tentative="1">
+      <w:start w:val="1"/>
+      <w:numFmt w:val="bullet"/>
+      <w:lvlText w:val=""/>
+      <w:lvlJc w:val="left"/>
+      <w:pPr>
+        <w:ind w:left="5040" w:hanging="360"/>
+      </w:pPr>
+      <w:rPr>
+        <w:rFonts w:ascii="Symbol" w:hAnsi="Symbol" w:hint="default"/>
+      </w:rPr>
+    </w:lvl>
+    <w:lvl w:ilvl="7" w:tplc="240A0003" w:tentative="1">
+      <w:start w:val="1"/>
+      <w:numFmt w:val="bullet"/>
+      <w:lvlText w:val="o"/>
+      <w:lvlJc w:val="left"/>
+      <w:pPr>
+        <w:ind w:left="5760" w:hanging="360"/>
+      </w:pPr>
+      <w:rPr>
+        <w:rFonts w:ascii="Courier New" w:hAnsi="Courier New" w:cs="Courier New" w:hint="default"/>
+      </w:rPr>
+    </w:lvl>
+    <w:lvl w:ilvl="8" w:tplc="240A0005" w:tentative="1">
+      <w:start w:val="1"/>
+      <w:numFmt w:val="bullet"/>
+      <w:lvlText w:val=""/>
+      <w:lvlJc w:val="left"/>
+      <w:pPr>
+        <w:ind w:left="6480" w:hanging="360"/>
+      </w:pPr>
+      <w:rPr>
+        <w:rFonts w:ascii="Wingdings" w:hAnsi="Wingdings" w:hint="default"/>
+      </w:rPr>
+    </w:lvl>
+  </w:abstractNum>
+  <w:abstractNum w:abstractNumId="29" w15:restartNumberingAfterBreak="0">
     <w:nsid w:val="653905E7"/>
     <w:multiLevelType w:val="hybridMultilevel"/>
     <w:tmpl w:val="2F785E16"/>
@@ -12409,7 +12797,96 @@
       </w:rPr>
     </w:lvl>
   </w:abstractNum>
-  <w:abstractNum w:abstractNumId="26" w15:restartNumberingAfterBreak="0">
+  <w:abstractNum w:abstractNumId="30" w15:restartNumberingAfterBreak="0">
+    <w:nsid w:val="66324F87"/>
+    <w:multiLevelType w:val="hybridMultilevel"/>
+    <w:tmpl w:val="730E6A8E"/>
+    <w:lvl w:ilvl="0" w:tplc="9986370E">
+      <w:start w:val="1"/>
+      <w:numFmt w:val="decimal"/>
+      <w:lvlText w:val="%1."/>
+      <w:lvlJc w:val="left"/>
+      <w:pPr>
+        <w:ind w:left="1069" w:hanging="360"/>
+      </w:pPr>
+      <w:rPr>
+        <w:rFonts w:hint="default"/>
+      </w:rPr>
+    </w:lvl>
+    <w:lvl w:ilvl="1" w:tplc="240A0019" w:tentative="1">
+      <w:start w:val="1"/>
+      <w:numFmt w:val="lowerLetter"/>
+      <w:lvlText w:val="%2."/>
+      <w:lvlJc w:val="left"/>
+      <w:pPr>
+        <w:ind w:left="1789" w:hanging="360"/>
+      </w:pPr>
+    </w:lvl>
+    <w:lvl w:ilvl="2" w:tplc="240A001B" w:tentative="1">
+      <w:start w:val="1"/>
+      <w:numFmt w:val="lowerRoman"/>
+      <w:lvlText w:val="%3."/>
+      <w:lvlJc w:val="right"/>
+      <w:pPr>
+        <w:ind w:left="2509" w:hanging="180"/>
+      </w:pPr>
+    </w:lvl>
+    <w:lvl w:ilvl="3" w:tplc="240A000F" w:tentative="1">
+      <w:start w:val="1"/>
+      <w:numFmt w:val="decimal"/>
+      <w:lvlText w:val="%4."/>
+      <w:lvlJc w:val="left"/>
+      <w:pPr>
+        <w:ind w:left="3229" w:hanging="360"/>
+      </w:pPr>
+    </w:lvl>
+    <w:lvl w:ilvl="4" w:tplc="240A0019" w:tentative="1">
+      <w:start w:val="1"/>
+      <w:numFmt w:val="lowerLetter"/>
+      <w:lvlText w:val="%5."/>
+      <w:lvlJc w:val="left"/>
+      <w:pPr>
+        <w:ind w:left="3949" w:hanging="360"/>
+      </w:pPr>
+    </w:lvl>
+    <w:lvl w:ilvl="5" w:tplc="240A001B" w:tentative="1">
+      <w:start w:val="1"/>
+      <w:numFmt w:val="lowerRoman"/>
+      <w:lvlText w:val="%6."/>
+      <w:lvlJc w:val="right"/>
+      <w:pPr>
+        <w:ind w:left="4669" w:hanging="180"/>
+      </w:pPr>
+    </w:lvl>
+    <w:lvl w:ilvl="6" w:tplc="240A000F" w:tentative="1">
+      <w:start w:val="1"/>
+      <w:numFmt w:val="decimal"/>
+      <w:lvlText w:val="%7."/>
+      <w:lvlJc w:val="left"/>
+      <w:pPr>
+        <w:ind w:left="5389" w:hanging="360"/>
+      </w:pPr>
+    </w:lvl>
+    <w:lvl w:ilvl="7" w:tplc="240A0019" w:tentative="1">
+      <w:start w:val="1"/>
+      <w:numFmt w:val="lowerLetter"/>
+      <w:lvlText w:val="%8."/>
+      <w:lvlJc w:val="left"/>
+      <w:pPr>
+        <w:ind w:left="6109" w:hanging="360"/>
+      </w:pPr>
+    </w:lvl>
+    <w:lvl w:ilvl="8" w:tplc="240A001B" w:tentative="1">
+      <w:start w:val="1"/>
+      <w:numFmt w:val="lowerRoman"/>
+      <w:lvlText w:val="%9."/>
+      <w:lvlJc w:val="right"/>
+      <w:pPr>
+        <w:ind w:left="6829" w:hanging="180"/>
+      </w:pPr>
+    </w:lvl>
+  </w:abstractNum>
+  <w:abstractNum w:abstractNumId="31" w15:restartNumberingAfterBreak="0">
     <w:nsid w:val="66EA69DA"/>
     <w:multiLevelType w:val="hybridMultilevel"/>
     <w:tmpl w:val="4BD0CA8A"/>
@@ -12522,7 +12999,7 @@
       </w:rPr>
     </w:lvl>
   </w:abstractNum>
-  <w:abstractNum w:abstractNumId="27" w15:restartNumberingAfterBreak="0">
+  <w:abstractNum w:abstractNumId="32" w15:restartNumberingAfterBreak="0">
     <w:nsid w:val="67881ADD"/>
     <w:multiLevelType w:val="hybridMultilevel"/>
     <w:tmpl w:val="8F761A18"/>
@@ -12635,7 +13112,7 @@
       </w:rPr>
     </w:lvl>
   </w:abstractNum>
-  <w:abstractNum w:abstractNumId="28" w15:restartNumberingAfterBreak="0">
+  <w:abstractNum w:abstractNumId="33" w15:restartNumberingAfterBreak="0">
     <w:nsid w:val="686E19FC"/>
     <w:multiLevelType w:val="hybridMultilevel"/>
     <w:tmpl w:val="0588B4E0"/>
@@ -12748,7 +13225,7 @@
       </w:rPr>
     </w:lvl>
   </w:abstractNum>
-  <w:abstractNum w:abstractNumId="29" w15:restartNumberingAfterBreak="0">
+  <w:abstractNum w:abstractNumId="34" w15:restartNumberingAfterBreak="0">
     <w:nsid w:val="7A5F62CC"/>
     <w:multiLevelType w:val="hybridMultilevel"/>
     <w:tmpl w:val="1196041E"/>
@@ -12865,91 +13342,116 @@
     <w:abstractNumId w:val="0"/>
   </w:num>
   <w:num w:numId="2">
+    <w:abstractNumId w:val="18"/>
+  </w:num>
+  <w:num w:numId="3">
+    <w:abstractNumId w:val="12"/>
+  </w:num>
+  <w:num w:numId="4">
     <w:abstractNumId w:val="15"/>
   </w:num>
-  <w:num w:numId="3">
-    <w:abstractNumId w:val="9"/>
+  <w:num w:numId="5">
+    <w:abstractNumId w:val="14"/>
   </w:num>
-  <w:num w:numId="4">
-    <w:abstractNumId w:val="12"/>
+  <w:num w:numId="6">
+    <w:abstractNumId w:val="31"/>
   </w:num>
-  <w:num w:numId="5">
+  <w:num w:numId="7">
+    <w:abstractNumId w:val="32"/>
+  </w:num>
+  <w:num w:numId="8">
+    <w:abstractNumId w:val="21"/>
+  </w:num>
+  <w:num w:numId="9">
+    <w:abstractNumId w:val="25"/>
+  </w:num>
+  <w:num w:numId="10">
+    <w:abstractNumId w:val="33"/>
+  </w:num>
+  <w:num w:numId="11">
+    <w:abstractNumId w:val="13"/>
+  </w:num>
+  <w:num w:numId="12">
+    <w:abstractNumId w:val="17"/>
+  </w:num>
+  <w:num w:numId="13">
+    <w:abstractNumId w:val="23"/>
+  </w:num>
+  <w:num w:numId="14">
+    <w:abstractNumId w:val="8"/>
+  </w:num>
+  <w:num w:numId="15">
+    <w:abstractNumId w:val="22"/>
+  </w:num>
+  <w:num w:numId="16">
+    <w:abstractNumId w:val="20"/>
+  </w:num>
+  <w:num w:numId="17">
+    <w:abstractNumId w:val="27"/>
+  </w:num>
+  <w:num w:numId="18">
+    <w:abstractNumId w:val="34"/>
+  </w:num>
+  <w:num w:numId="19">
+    <w:abstractNumId w:val="16"/>
+  </w:num>
+  <w:num w:numId="20">
+    <w:abstractNumId w:val="19"/>
+  </w:num>
+  <w:num w:numId="21">
+    <w:abstractNumId w:val="24"/>
+  </w:num>
+  <w:num w:numId="22">
+    <w:abstractNumId w:val="6"/>
+  </w:num>
+  <w:num w:numId="23">
+    <w:abstractNumId w:val="4"/>
+  </w:num>
+  <w:num w:numId="24">
+    <w:abstractNumId w:val="10"/>
+  </w:num>
+  <w:num w:numId="25">
+    <w:abstractNumId w:val="7"/>
+  </w:num>
+  <w:num w:numId="26">
     <w:abstractNumId w:val="11"/>
   </w:num>
-  <w:num w:numId="6">
+  <w:num w:numId="27">
+    <w:abstractNumId w:val="3"/>
+  </w:num>
+  <w:num w:numId="28">
+    <w:abstractNumId w:val="2"/>
+  </w:num>
+  <w:num w:numId="29">
+    <w:abstractNumId w:val="29"/>
+  </w:num>
+  <w:num w:numId="30">
     <w:abstractNumId w:val="26"/>
   </w:num>
-  <w:num w:numId="7">
-    <w:abstractNumId w:val="27"/>
+  <w:num w:numId="31">
+    <w:abstractNumId w:val="5"/>
   </w:num>
-  <w:num w:numId="8">
-    <w:abstractNumId w:val="18"/>
+  <w:num w:numId="32">
+    <w:abstractNumId w:val="1"/>
   </w:num>
-  <w:num w:numId="9">
-    <w:abstractNumId w:val="22"/>
-  </w:num>
-  <w:num w:numId="10">
+  <w:num w:numId="33">
     <w:abstractNumId w:val="28"/>
   </w:num>
-  <w:num w:numId="11">
-    <w:abstractNumId w:val="10"/>
+  <w:num w:numId="34">
+    <w:abstractNumId w:val="13"/>
+    <w:lvlOverride w:ilvl="0">
+      <w:startOverride w:val="5"/>
+    </w:lvlOverride>
   </w:num>
-  <w:num w:numId="12">
-    <w:abstractNumId w:val="14"/>
+  <w:num w:numId="35">
+    <w:abstractNumId w:val="13"/>
+    <w:lvlOverride w:ilvl="0"/>
   </w:num>
-  <w:num w:numId="13">
-    <w:abstractNumId w:val="20"/>
+  <w:num w:numId="36">
+    <w:abstractNumId w:val="30"/>
   </w:num>
-  <w:num w:numId="14">
-    <w:abstractNumId w:val="6"/>
-  </w:num>
-  <w:num w:numId="15">
-    <w:abstractNumId w:val="19"/>
-  </w:num>
-  <w:num w:numId="16">
-    <w:abstractNumId w:val="17"/>
-  </w:num>
-  <w:num w:numId="17">
-    <w:abstractNumId w:val="24"/>
-  </w:num>
-  <w:num w:numId="18">
-    <w:abstractNumId w:val="29"/>
-  </w:num>
-  <w:num w:numId="19">
-    <w:abstractNumId w:val="13"/>
-  </w:num>
-  <w:num w:numId="20">
-    <w:abstractNumId w:val="16"/>
-  </w:num>
-  <w:num w:numId="21">
-    <w:abstractNumId w:val="21"/>
-  </w:num>
-  <w:num w:numId="22">
-    <w:abstractNumId w:val="4"/>
-  </w:num>
-  <w:num w:numId="23">
-    <w:abstractNumId w:val="3"/>
-  </w:num>
-  <w:num w:numId="24">
-    <w:abstractNumId w:val="7"/>
-  </w:num>
-  <w:num w:numId="25">
-    <w:abstractNumId w:val="5"/>
-  </w:num>
-  <w:num w:numId="26">
-    <w:abstractNumId w:val="8"/>
-  </w:num>
-  <w:num w:numId="27">
-    <w:abstractNumId w:val="2"/>
-  </w:num>
-  <w:num w:numId="28">
-    <w:abstractNumId w:val="1"/>
-  </w:num>
-  <w:num w:numId="29">
-    <w:abstractNumId w:val="25"/>
-  </w:num>
-  <w:num w:numId="30">
-    <w:abstractNumId w:val="23"/>
+  <w:num w:numId="37">
+    <w:abstractNumId w:val="9"/>
   </w:num>
   <w:numIdMacAtCleanup w:val="30"/>
 </w:numbering>
@@ -13372,11 +13874,13 @@
     <w:autoRedefine/>
     <w:uiPriority w:val="9"/>
     <w:qFormat/>
-    <w:rsid w:val="004E268E"/>
+    <w:rsid w:val="00C83CE7"/>
     <w:pPr>
       <w:shd w:val="clear" w:color="auto" w:fill="FFFFFF"/>
-      <w:spacing w:before="160" w:after="120"/>
-      <w:ind w:firstLine="0"/>
+      <w:tabs>
+        <w:tab w:val="left" w:pos="0"/>
+      </w:tabs>
+      <w:spacing w:before="160" w:after="120" w:line="360" w:lineRule="auto"/>
       <w:textAlignment w:val="baseline"/>
       <w:outlineLvl w:val="0"/>
     </w:pPr>
@@ -13401,13 +13905,12 @@
     <w:uiPriority w:val="9"/>
     <w:unhideWhenUsed/>
     <w:qFormat/>
-    <w:rsid w:val="00C22E8F"/>
+    <w:rsid w:val="00252438"/>
     <w:pPr>
       <w:keepNext/>
       <w:keepLines/>
       <w:shd w:val="clear" w:color="auto" w:fill="FFFFFF"/>
       <w:spacing w:before="0" w:after="180" w:line="240" w:lineRule="auto"/>
-      <w:ind w:firstLine="0"/>
       <w:textAlignment w:val="baseline"/>
       <w:outlineLvl w:val="1"/>
     </w:pPr>
@@ -13600,7 +14103,7 @@
     <w:basedOn w:val="Fuentedeprrafopredeter"/>
     <w:link w:val="Ttulo1"/>
     <w:uiPriority w:val="9"/>
-    <w:rsid w:val="004E268E"/>
+    <w:rsid w:val="00C83CE7"/>
     <w:rPr>
       <w:rFonts w:eastAsia="Times New Roman" w:cstheme="minorHAnsi"/>
       <w:b/>
@@ -13620,7 +14123,7 @@
     <w:basedOn w:val="Fuentedeprrafopredeter"/>
     <w:link w:val="Ttulo2"/>
     <w:uiPriority w:val="9"/>
-    <w:rsid w:val="00C22E8F"/>
+    <w:rsid w:val="00252438"/>
     <w:rPr>
       <w:rFonts w:eastAsiaTheme="majorEastAsia" w:cstheme="minorHAnsi"/>
       <w:b/>
@@ -14207,7 +14710,6 @@
     <w:rsid w:val="007F2B44"/>
     <w:pPr>
       <w:pageBreakBefore/>
-      <w:spacing w:line="360" w:lineRule="auto"/>
     </w:pPr>
     <w:rPr>
       <w:spacing w:val="0"/>
@@ -15449,13 +15951,13 @@
 </file>
 
 <file path=customXml/itemProps2.xml><?xml version="1.0" encoding="utf-8"?>
-<ds:datastoreItem xmlns:ds="http://schemas.openxmlformats.org/officeDocument/2006/customXml" ds:itemID="{57CB0F09-A589-44F9-BFBA-C9515530DF0A}"/>
+<ds:datastoreItem xmlns:ds="http://schemas.openxmlformats.org/officeDocument/2006/customXml" ds:itemID="{11895DEA-840E-4307-88E7-A186280E9C1D}"/>
 </file>
 
 <file path=customXml/itemProps3.xml><?xml version="1.0" encoding="utf-8"?>
-<ds:datastoreItem xmlns:ds="http://schemas.openxmlformats.org/officeDocument/2006/customXml" ds:itemID="{15E2DCA1-51AF-46E6-9A10-7A636482E698}"/>
+<ds:datastoreItem xmlns:ds="http://schemas.openxmlformats.org/officeDocument/2006/customXml" ds:itemID="{A5BB1744-9ABE-4136-9990-5CB62D4DAE10}"/>
 </file>
 
 <file path=customXml/itemProps4.xml><?xml version="1.0" encoding="utf-8"?>
-<ds:datastoreItem xmlns:ds="http://schemas.openxmlformats.org/officeDocument/2006/customXml" ds:itemID="{4C216D20-C6CF-41E3-B1A0-585969BE7D68}"/>
+<ds:datastoreItem xmlns:ds="http://schemas.openxmlformats.org/officeDocument/2006/customXml" ds:itemID="{3A9CE3E4-8346-4C56-AAE1-57BBD78493F2}"/>
 </file>